--- a/доки/ПЗ6.docx
+++ b/доки/ПЗ6.docx
@@ -4,1974 +4,517 @@
   <w:body>
     <w:p>
       <w:pPr>
-        <w:pStyle w:val="1"/>
+        <w:spacing w:before="120" w:after="120"/>
+        <w:ind w:firstLine="851"/>
+        <w:jc w:val="both"/>
+        <w:rPr>
+          <w:rFonts w:eastAsia="Times New Roman" w:cs="Times New Roman"/>
+          <w:kern w:val="0"/>
+          <w:szCs w:val="28"/>
+          <w:lang w:eastAsia="ru-RU"/>
+          <w14:ligatures w14:val="none"/>
+        </w:rPr>
       </w:pPr>
       <w:r>
-        <w:t>5</w:t>
-      </w:r>
-      <w:r>
-        <w:t xml:space="preserve"> </w:t>
-      </w:r>
-      <w:r>
-        <w:t>ТЕСТИРОВАНИЕ СИСТЕМЫ</w:t>
+        <w:rPr>
+          <w:rFonts w:eastAsia="Times New Roman" w:cs="Times New Roman"/>
+          <w:kern w:val="0"/>
+          <w:szCs w:val="28"/>
+          <w:lang w:eastAsia="ru-RU"/>
+          <w14:ligatures w14:val="none"/>
+        </w:rPr>
+        <w:t xml:space="preserve">Для расчета производственной себестоимости необходимо учитывать как основные, так и накладные расходы. Основные затраты включают расходы на материальные ресурсы, такие как приобретение техники, а также оплату работ и услуг. Накладные расходы охватывают оплату труда производственного персонала, страховые взносы, премии и дополнительные ночную или сверхурочную работу. Кроме того, производственную себестоимость входят прочие затраты, связанные с производственным процессом. Информация о затратах на оборудование представлена в таблице 6.1. </w:t>
       </w:r>
     </w:p>
     <w:p>
       <w:pPr>
-        <w:pStyle w:val="2"/>
-      </w:pPr>
-      <w:r>
-        <w:t>5</w:t>
-      </w:r>
-      <w:r>
-        <w:t xml:space="preserve">.1 </w:t>
-      </w:r>
-      <w:r>
-        <w:t>Условия и порядок тестирования</w:t>
-      </w:r>
-    </w:p>
-    <w:p>
-      <w:pPr>
+        <w:keepNext/>
+        <w:spacing w:after="200" w:line="240" w:lineRule="auto"/>
+        <w:ind w:firstLine="0"/>
         <w:rPr>
-          <w:rFonts w:eastAsiaTheme="majorEastAsia" w:cs="Times New Roman"/>
-          <w:color w:val="000000" w:themeColor="text1"/>
+          <w:rFonts w:eastAsia="Times New Roman" w:cs="Times New Roman"/>
+          <w:kern w:val="0"/>
           <w:szCs w:val="28"/>
+          <w:lang w:eastAsia="ru-RU"/>
+          <w14:ligatures w14:val="none"/>
         </w:rPr>
       </w:pPr>
       <w:r>
         <w:rPr>
-          <w:rFonts w:eastAsiaTheme="majorEastAsia" w:cs="Times New Roman"/>
-          <w:color w:val="000000" w:themeColor="text1"/>
+          <w:rFonts w:eastAsia="Times New Roman" w:cs="Times New Roman"/>
+          <w:kern w:val="0"/>
           <w:szCs w:val="28"/>
+          <w:lang w:eastAsia="ru-RU"/>
+          <w14:ligatures w14:val="none"/>
         </w:rPr>
-        <w:t>Объектом тестирования является прикладное программное обеспечение – десктопное приложение со встроенным HTTP-сервером, предназначенное для приёма, обработки, хранения, экспорта и анализа данных инфракрасного мониторинга температуры объекта.</w:t>
-      </w:r>
-    </w:p>
-    <w:p>
-      <w:pPr>
-        <w:rPr>
-          <w:rFonts w:eastAsiaTheme="majorEastAsia" w:cs="Times New Roman"/>
-          <w:color w:val="000000" w:themeColor="text1"/>
-          <w:szCs w:val="28"/>
-        </w:rPr>
-      </w:pPr>
-      <w:r>
-        <w:rPr>
-          <w:rFonts w:eastAsiaTheme="majorEastAsia" w:cs="Times New Roman"/>
-          <w:b/>
-          <w:bCs/>
-          <w:color w:val="000000" w:themeColor="text1"/>
-          <w:szCs w:val="28"/>
-        </w:rPr>
-        <w:t>Тип тестирования:</w:t>
+        <w:t xml:space="preserve">Таблица 6.1 </w:t>
       </w:r>
       <w:r>
         <w:rPr>
-          <w:rFonts w:eastAsiaTheme="majorEastAsia" w:cs="Times New Roman"/>
-          <w:color w:val="000000" w:themeColor="text1"/>
+          <w:rFonts w:eastAsia="Times New Roman" w:cs="Times New Roman"/>
+          <w:kern w:val="0"/>
           <w:szCs w:val="28"/>
+          <w:lang w:eastAsia="ru-RU"/>
+          <w14:ligatures w14:val="none"/>
         </w:rPr>
-        <w:t> ручное (функциональное) с использованием метода «чёрного ящика» – проверка соответствия системы заявленным требованиям путём подачи тестовых входных данных и анализа выходных результатов.</w:t>
-      </w:r>
-    </w:p>
-    <w:p>
-      <w:pPr>
-        <w:rPr>
-          <w:rFonts w:eastAsiaTheme="majorEastAsia" w:cs="Times New Roman"/>
-          <w:color w:val="000000" w:themeColor="text1"/>
-          <w:szCs w:val="28"/>
-        </w:rPr>
-      </w:pPr>
-      <w:r>
-        <w:rPr>
-          <w:rFonts w:eastAsiaTheme="majorEastAsia" w:cs="Times New Roman"/>
-          <w:b/>
-          <w:bCs/>
-          <w:color w:val="000000" w:themeColor="text1"/>
-          <w:szCs w:val="28"/>
-        </w:rPr>
-        <w:t>Уровни тестирования:</w:t>
-      </w:r>
-    </w:p>
-    <w:p>
-      <w:pPr>
-        <w:numPr>
-          <w:ilvl w:val="0"/>
-          <w:numId w:val="1"/>
-        </w:numPr>
-        <w:rPr>
-          <w:rFonts w:eastAsiaTheme="majorEastAsia" w:cs="Times New Roman"/>
-          <w:color w:val="000000" w:themeColor="text1"/>
-          <w:szCs w:val="28"/>
-        </w:rPr>
-      </w:pPr>
-      <w:r>
-        <w:rPr>
-          <w:rFonts w:eastAsiaTheme="majorEastAsia" w:cs="Times New Roman"/>
-          <w:color w:val="000000" w:themeColor="text1"/>
-          <w:szCs w:val="28"/>
-        </w:rPr>
-        <w:t>модульное (проверка отдельных функций: наложение маркеров, вставка в БД, кластеризация);</w:t>
-      </w:r>
-    </w:p>
-    <w:p>
-      <w:pPr>
-        <w:numPr>
-          <w:ilvl w:val="0"/>
-          <w:numId w:val="1"/>
-        </w:numPr>
-        <w:rPr>
-          <w:rFonts w:eastAsiaTheme="majorEastAsia" w:cs="Times New Roman"/>
-          <w:color w:val="000000" w:themeColor="text1"/>
-          <w:szCs w:val="28"/>
-        </w:rPr>
-      </w:pPr>
-      <w:r>
-        <w:rPr>
-          <w:rFonts w:eastAsiaTheme="majorEastAsia" w:cs="Times New Roman"/>
-          <w:color w:val="000000" w:themeColor="text1"/>
-          <w:szCs w:val="28"/>
-        </w:rPr>
-        <w:t>интеграционное (взаимодействие HTTP-сервера с подсистемой визуализации и БД);</w:t>
-      </w:r>
-    </w:p>
-    <w:p>
-      <w:pPr>
-        <w:numPr>
-          <w:ilvl w:val="0"/>
-          <w:numId w:val="1"/>
-        </w:numPr>
-        <w:rPr>
-          <w:rFonts w:eastAsiaTheme="majorEastAsia" w:cs="Times New Roman"/>
-          <w:color w:val="000000" w:themeColor="text1"/>
-          <w:szCs w:val="28"/>
-        </w:rPr>
-      </w:pPr>
-      <w:r>
-        <w:rPr>
-          <w:rFonts w:eastAsiaTheme="majorEastAsia" w:cs="Times New Roman"/>
-          <w:color w:val="000000" w:themeColor="text1"/>
-          <w:szCs w:val="28"/>
-        </w:rPr>
-        <w:t>приёмочное (комплексное тестирование всех функций в среде, близкой к реальной эксплуатации).</w:t>
-      </w:r>
-    </w:p>
-    <w:p>
-      <w:pPr>
-        <w:rPr>
-          <w:rFonts w:eastAsiaTheme="majorEastAsia" w:cs="Times New Roman"/>
-          <w:color w:val="000000" w:themeColor="text1"/>
-          <w:szCs w:val="28"/>
-        </w:rPr>
-      </w:pPr>
-      <w:r>
-        <w:rPr>
-          <w:rFonts w:eastAsiaTheme="majorEastAsia" w:cs="Times New Roman"/>
-          <w:b/>
-          <w:bCs/>
-          <w:color w:val="000000" w:themeColor="text1"/>
-          <w:szCs w:val="28"/>
-        </w:rPr>
-        <w:t>Порядок тестирования:</w:t>
-      </w:r>
-    </w:p>
-    <w:p>
-      <w:pPr>
-        <w:numPr>
-          <w:ilvl w:val="0"/>
-          <w:numId w:val="2"/>
-        </w:numPr>
-        <w:rPr>
-          <w:rFonts w:eastAsiaTheme="majorEastAsia" w:cs="Times New Roman"/>
-          <w:color w:val="000000" w:themeColor="text1"/>
-          <w:szCs w:val="28"/>
-        </w:rPr>
-      </w:pPr>
-      <w:r>
-        <w:rPr>
-          <w:rFonts w:eastAsiaTheme="majorEastAsia" w:cs="Times New Roman"/>
-          <w:color w:val="000000" w:themeColor="text1"/>
-          <w:szCs w:val="28"/>
-        </w:rPr>
-        <w:t>Подготовка тестовых данных (изображения JPEG с разным качеством, варианты JSON-полей, диапазоны дат).</w:t>
-      </w:r>
-    </w:p>
-    <w:p>
-      <w:pPr>
-        <w:numPr>
-          <w:ilvl w:val="0"/>
-          <w:numId w:val="2"/>
-        </w:numPr>
-        <w:rPr>
-          <w:rFonts w:eastAsiaTheme="majorEastAsia" w:cs="Times New Roman"/>
-          <w:color w:val="000000" w:themeColor="text1"/>
-          <w:szCs w:val="28"/>
-        </w:rPr>
-      </w:pPr>
-      <w:r>
-        <w:rPr>
-          <w:rFonts w:eastAsiaTheme="majorEastAsia" w:cs="Times New Roman"/>
-          <w:color w:val="000000" w:themeColor="text1"/>
-          <w:szCs w:val="28"/>
-        </w:rPr>
-        <w:t>Запуск системы (HTTP-сервер на порту 5000, GUI).</w:t>
-      </w:r>
-    </w:p>
-    <w:p>
-      <w:pPr>
-        <w:numPr>
-          <w:ilvl w:val="0"/>
-          <w:numId w:val="2"/>
-        </w:numPr>
-        <w:rPr>
-          <w:rFonts w:eastAsiaTheme="majorEastAsia" w:cs="Times New Roman"/>
-          <w:color w:val="000000" w:themeColor="text1"/>
-          <w:szCs w:val="28"/>
-        </w:rPr>
-      </w:pPr>
-      <w:r>
-        <w:rPr>
-          <w:rFonts w:eastAsiaTheme="majorEastAsia" w:cs="Times New Roman"/>
-          <w:color w:val="000000" w:themeColor="text1"/>
-          <w:szCs w:val="28"/>
-        </w:rPr>
-        <w:t>Выполнение контрольных примеров для каждой функции, фиксация входных параметров и полученных результатов.</w:t>
-      </w:r>
-    </w:p>
-    <w:p>
-      <w:pPr>
-        <w:numPr>
-          <w:ilvl w:val="0"/>
-          <w:numId w:val="2"/>
-        </w:numPr>
-        <w:rPr>
-          <w:rFonts w:eastAsiaTheme="majorEastAsia" w:cs="Times New Roman"/>
-          <w:color w:val="000000" w:themeColor="text1"/>
-          <w:szCs w:val="28"/>
-        </w:rPr>
-      </w:pPr>
-      <w:r>
-        <w:rPr>
-          <w:rFonts w:eastAsiaTheme="majorEastAsia" w:cs="Times New Roman"/>
-          <w:color w:val="000000" w:themeColor="text1"/>
-          <w:szCs w:val="28"/>
-        </w:rPr>
-        <w:t>Измерение времени выполнения операций с помощью встроенных средств (модуль </w:t>
-      </w:r>
-      <w:proofErr w:type="spellStart"/>
-      <w:r>
-        <w:rPr>
-          <w:rFonts w:eastAsiaTheme="majorEastAsia" w:cs="Times New Roman"/>
-          <w:color w:val="000000" w:themeColor="text1"/>
-          <w:szCs w:val="28"/>
-        </w:rPr>
-        <w:t>time</w:t>
-      </w:r>
-      <w:proofErr w:type="spellEnd"/>
-      <w:r>
-        <w:rPr>
-          <w:rFonts w:eastAsiaTheme="majorEastAsia" w:cs="Times New Roman"/>
-          <w:color w:val="000000" w:themeColor="text1"/>
-          <w:szCs w:val="28"/>
-        </w:rPr>
-        <w:t> в Python).</w:t>
-      </w:r>
-    </w:p>
-    <w:p>
-      <w:pPr>
-        <w:numPr>
-          <w:ilvl w:val="0"/>
-          <w:numId w:val="2"/>
-        </w:numPr>
-        <w:rPr>
-          <w:rFonts w:eastAsiaTheme="majorEastAsia" w:cs="Times New Roman"/>
-          <w:color w:val="000000" w:themeColor="text1"/>
-          <w:szCs w:val="28"/>
-        </w:rPr>
-      </w:pPr>
-      <w:r>
-        <w:rPr>
-          <w:rFonts w:eastAsiaTheme="majorEastAsia" w:cs="Times New Roman"/>
-          <w:color w:val="000000" w:themeColor="text1"/>
-          <w:szCs w:val="28"/>
-        </w:rPr>
-        <w:lastRenderedPageBreak/>
-        <w:t>Сравнение полученных результатов с требованиями ТЗ.</w:t>
-      </w:r>
-    </w:p>
-    <w:p>
-      <w:pPr>
-        <w:numPr>
-          <w:ilvl w:val="0"/>
-          <w:numId w:val="2"/>
-        </w:numPr>
-        <w:rPr>
-          <w:rFonts w:eastAsiaTheme="majorEastAsia" w:cs="Times New Roman"/>
-          <w:color w:val="000000" w:themeColor="text1"/>
-          <w:szCs w:val="28"/>
-        </w:rPr>
-      </w:pPr>
-      <w:r>
-        <w:rPr>
-          <w:rFonts w:eastAsiaTheme="majorEastAsia" w:cs="Times New Roman"/>
-          <w:color w:val="000000" w:themeColor="text1"/>
-          <w:szCs w:val="28"/>
-        </w:rPr>
-        <w:t>Фиксация нештатных ситуаций (ошибки, пропуск кадров) и проверка корректности обработки исключений.</w:t>
-      </w:r>
-    </w:p>
-    <w:p>
-      <w:pPr>
-        <w:pStyle w:val="2"/>
-        <w:jc w:val="both"/>
-      </w:pPr>
-      <w:r>
-        <w:t>5</w:t>
-      </w:r>
-      <w:r>
-        <w:t>.2</w:t>
-      </w:r>
-      <w:r>
-        <w:t xml:space="preserve"> </w:t>
-      </w:r>
-      <w:r>
-        <w:t>Исходные данные для контрольных примеров</w:t>
-      </w:r>
-    </w:p>
-    <w:p>
-      <w:pPr>
-        <w:pStyle w:val="3"/>
-      </w:pPr>
-      <w:r>
-        <w:t>5</w:t>
-      </w:r>
-      <w:r>
-        <w:t>.2.1</w:t>
-      </w:r>
-      <w:r>
-        <w:t xml:space="preserve"> </w:t>
-      </w:r>
-      <w:r>
-        <w:t>Функция приёма и визуализации данных (маркировка кадра)</w:t>
-      </w:r>
-    </w:p>
-    <w:p>
-      <w:r>
-        <w:rPr>
-          <w:b/>
-          <w:bCs/>
-        </w:rPr>
-        <w:t>Корректный запрос:</w:t>
-      </w:r>
-    </w:p>
-    <w:p>
-      <w:pPr>
-        <w:numPr>
-          <w:ilvl w:val="0"/>
-          <w:numId w:val="5"/>
-        </w:numPr>
-      </w:pPr>
-      <w:r>
-        <w:t>Изображение: файл test_image.jpg (640×480, JPEG, качество 85 %, размер ~50 Кбайт).</w:t>
-      </w:r>
-    </w:p>
-    <w:p>
-      <w:pPr>
-        <w:numPr>
-          <w:ilvl w:val="0"/>
-          <w:numId w:val="5"/>
-        </w:numPr>
-        <w:rPr>
-          <w:lang w:val="en-US"/>
-        </w:rPr>
-      </w:pPr>
-      <w:r>
-        <w:rPr>
-          <w:lang w:val="en-US"/>
-        </w:rPr>
-        <w:t>JSON-</w:t>
-      </w:r>
-      <w:r>
-        <w:t>поле</w:t>
+        <w:sym w:font="Symbol" w:char="F02D"/>
       </w:r>
       <w:r>
         <w:rPr>
-          <w:lang w:val="en-US"/>
+          <w:rFonts w:eastAsia="Times New Roman" w:cs="Times New Roman"/>
+          <w:kern w:val="0"/>
+          <w:szCs w:val="28"/>
+          <w:lang w:eastAsia="ru-RU"/>
+          <w14:ligatures w14:val="none"/>
         </w:rPr>
-        <w:t> data: {"temperature": 36.7, "timestamp": "2026-05-25T10:30:00Z", "x": 150, "y": 200}.</w:t>
-      </w:r>
-    </w:p>
-    <w:p>
-      <w:r>
-        <w:rPr>
-          <w:b/>
-          <w:bCs/>
-        </w:rPr>
-        <w:t>Некорректные запросы:</w:t>
-      </w:r>
-    </w:p>
-    <w:p>
-      <w:pPr>
-        <w:numPr>
-          <w:ilvl w:val="0"/>
-          <w:numId w:val="3"/>
-        </w:numPr>
-      </w:pPr>
-      <w:r>
-        <w:t>Отсутствует поле </w:t>
-      </w:r>
-      <w:proofErr w:type="spellStart"/>
-      <w:r>
-        <w:t>temperature</w:t>
-      </w:r>
-      <w:proofErr w:type="spellEnd"/>
-      <w:r>
-        <w:t>.</w:t>
-      </w:r>
-    </w:p>
-    <w:p>
-      <w:pPr>
-        <w:numPr>
-          <w:ilvl w:val="0"/>
-          <w:numId w:val="3"/>
-        </w:numPr>
-      </w:pPr>
-      <w:r>
-        <w:t>Отсутствует файл изображения.</w:t>
-      </w:r>
-    </w:p>
-    <w:p>
-      <w:pPr>
-        <w:numPr>
-          <w:ilvl w:val="0"/>
-          <w:numId w:val="3"/>
-        </w:numPr>
-      </w:pPr>
-      <w:r>
-        <w:t>Изображение повреждено (случайная последовательность байт).</w:t>
-      </w:r>
-    </w:p>
-    <w:p>
-      <w:pPr>
-        <w:numPr>
-          <w:ilvl w:val="0"/>
-          <w:numId w:val="3"/>
-        </w:numPr>
-      </w:pPr>
-      <w:r>
-        <w:t>Координаты x, y выходят за пределы изображения (x = 1000, y = 1000).</w:t>
-      </w:r>
-    </w:p>
-    <w:p>
-      <w:pPr>
-        <w:numPr>
-          <w:ilvl w:val="0"/>
-          <w:numId w:val="3"/>
-        </w:numPr>
-      </w:pPr>
-      <w:r>
-        <w:t>Некорректный JSON (синтаксическая ошибка).</w:t>
-      </w:r>
-    </w:p>
-    <w:p>
-      <w:r>
-        <w:rPr>
-          <w:b/>
-          <w:bCs/>
-        </w:rPr>
-        <w:t>Ожидаемые выходные данные:</w:t>
-      </w:r>
-    </w:p>
-    <w:p>
-      <w:pPr>
-        <w:numPr>
-          <w:ilvl w:val="0"/>
-          <w:numId w:val="4"/>
-        </w:numPr>
-      </w:pPr>
-      <w:r>
-        <w:t>Маркированное изображение с текстом температуры и временной меткой красным цветом, зелёным перекрестием в точке (150, 200). Время обработки кадра (декодирование, рисование, кодирование в Base64) ≤ 0,2 с.</w:t>
-      </w:r>
-    </w:p>
-    <w:p>
-      <w:pPr>
-        <w:numPr>
-          <w:ilvl w:val="0"/>
-          <w:numId w:val="4"/>
-        </w:numPr>
-      </w:pPr>
-      <w:r>
-        <w:t>При некорректных данных – возврат HTTP 400, запись в лог, пропуск кадра.</w:t>
-      </w:r>
-    </w:p>
-    <w:p>
-      <w:pPr>
-        <w:pStyle w:val="2"/>
-      </w:pPr>
-      <w:r>
-        <w:lastRenderedPageBreak/>
-        <w:t>5</w:t>
-      </w:r>
-      <w:r>
-        <w:t xml:space="preserve">.2.2 </w:t>
-      </w:r>
-      <w:r>
-        <w:t>Функция сохранения в базу данных</w:t>
-      </w:r>
-    </w:p>
-    <w:p>
-      <w:pPr>
-        <w:jc w:val="both"/>
-      </w:pPr>
-      <w:r>
-        <w:rPr>
-          <w:b/>
-          <w:bCs/>
-        </w:rPr>
-        <w:t>Входные данные:</w:t>
-      </w:r>
-      <w:r>
-        <w:t> после визуализации формируется Base64-строка маркированного изображения. Для теста используются записи с разными температурами и координатами.</w:t>
-      </w:r>
-    </w:p>
-    <w:p>
-      <w:pPr>
-        <w:jc w:val="both"/>
-      </w:pPr>
-      <w:r>
-        <w:rPr>
-          <w:b/>
-          <w:bCs/>
-        </w:rPr>
-        <w:t>Ожидаемые выходные данные:</w:t>
-      </w:r>
-      <w:r>
-        <w:t> успешная вставка записи в таблицу </w:t>
-      </w:r>
-      <w:proofErr w:type="spellStart"/>
-      <w:r>
-        <w:t>measurements</w:t>
-      </w:r>
-      <w:proofErr w:type="spellEnd"/>
-      <w:r>
-        <w:t> со всеми полями. Время вставки (от момента вызова функции до подтверждения COMMIT) ≤ 50 мс.</w:t>
-      </w:r>
-    </w:p>
-    <w:p>
-      <w:pPr>
-        <w:pStyle w:val="2"/>
-        <w:jc w:val="both"/>
-      </w:pPr>
-      <w:r>
-        <w:t>5</w:t>
-      </w:r>
-      <w:r>
-        <w:t xml:space="preserve">.2.3 </w:t>
-      </w:r>
-      <w:r>
-        <w:t>Функция экспорта в CSV</w:t>
-      </w:r>
-    </w:p>
-    <w:p>
-      <w:r>
-        <w:rPr>
-          <w:b/>
-          <w:bCs/>
-        </w:rPr>
-        <w:t>Входные данные:</w:t>
-      </w:r>
-      <w:r>
-        <w:t> начальная дата 2026-05-25 00:00:00 и конечная дата 2026-05-25 23:59:59. В базе данных предварительно создано 1000 записей за указанный день.</w:t>
-      </w:r>
-    </w:p>
-    <w:p>
-      <w:r>
-        <w:rPr>
-          <w:b/>
-          <w:bCs/>
-        </w:rPr>
-        <w:t>Ожидаемые выходные данные:</w:t>
-      </w:r>
-      <w:r>
-        <w:t> файл export_25052026_1200.csv с разделителем «;», заголовками </w:t>
-      </w:r>
-      <w:proofErr w:type="gramStart"/>
-      <w:r>
-        <w:t>Timestamp;Temperature</w:t>
-      </w:r>
-      <w:proofErr w:type="gramEnd"/>
-      <w:r>
-        <w:t>;Pos_</w:t>
-      </w:r>
-      <w:proofErr w:type="gramStart"/>
-      <w:r>
-        <w:t>X;Pos</w:t>
-      </w:r>
-      <w:proofErr w:type="gramEnd"/>
-      <w:r>
-        <w:t>_</w:t>
-      </w:r>
-      <w:proofErr w:type="gramStart"/>
-      <w:r>
-        <w:t>Y;Image</w:t>
-      </w:r>
-      <w:proofErr w:type="gramEnd"/>
-      <w:r>
-        <w:t>_Base64. Количество записей = 1000. Время экспорта (выборка из БД + запись в файл) ≤ 5 с.</w:t>
-      </w:r>
-    </w:p>
-    <w:p>
-      <w:pPr>
-        <w:pStyle w:val="3"/>
-      </w:pPr>
-      <w:r>
-        <w:t>5.2.4 Функция кластеризации точек по температуре (k-средних)</w:t>
-      </w:r>
-    </w:p>
-    <w:p>
-      <w:r>
-        <w:rPr>
-          <w:b/>
-          <w:bCs/>
-        </w:rPr>
-        <w:t>Входные данные:</w:t>
-      </w:r>
-      <w:r>
-        <w:t> выборка из 5000 записей за произвольный период (сгенерированы автоматически – температуры от 20 до 80 °C). Количество кластеров k = 3.</w:t>
-      </w:r>
-    </w:p>
-    <w:p>
-      <w:r>
-        <w:rPr>
-          <w:b/>
-          <w:bCs/>
-        </w:rPr>
-        <w:t>Ожидаемые выходные данные:</w:t>
-      </w:r>
-      <w:r>
-        <w:t xml:space="preserve"> метки кластеров, координаты </w:t>
-      </w:r>
-      <w:proofErr w:type="spellStart"/>
-      <w:r>
-        <w:t>центроидов</w:t>
-      </w:r>
-      <w:proofErr w:type="spellEnd"/>
-      <w:r>
-        <w:t xml:space="preserve"> (например, [25.2, 48.7, 72.1]), график </w:t>
-      </w:r>
-      <w:proofErr w:type="spellStart"/>
-      <w:r>
-        <w:t>scatter</w:t>
-      </w:r>
-      <w:proofErr w:type="spellEnd"/>
-      <w:r>
-        <w:t xml:space="preserve"> </w:t>
-      </w:r>
-      <w:proofErr w:type="spellStart"/>
-      <w:r>
-        <w:t>plot</w:t>
-      </w:r>
-      <w:proofErr w:type="spellEnd"/>
-      <w:r>
-        <w:t>. Время выполнения (расчёт + построение графика) ≤ 3 с.</w:t>
-      </w:r>
-    </w:p>
-    <w:p>
-      <w:pPr>
-        <w:pStyle w:val="3"/>
-      </w:pPr>
-      <w:r>
-        <w:t>5.2.5 Функция прогнозирования температуры методом линейной регрессии</w:t>
-      </w:r>
-    </w:p>
-    <w:p>
-      <w:r>
-        <w:rPr>
-          <w:b/>
-          <w:bCs/>
-        </w:rPr>
-        <w:t>Входные данные:</w:t>
-      </w:r>
-      <w:r>
-        <w:t> выборка из 200 записей с равномерным ростом температуры (искусственный тренд). Горизонт прогноза N = 5 минут.</w:t>
-      </w:r>
-    </w:p>
-    <w:p>
-      <w:pPr>
-        <w:jc w:val="both"/>
-      </w:pPr>
-      <w:r>
-        <w:rPr>
-          <w:b/>
-          <w:bCs/>
-        </w:rPr>
-        <w:lastRenderedPageBreak/>
-        <w:t>Ожидаемые выходные</w:t>
-      </w:r>
-      <w:r>
-        <w:rPr>
-          <w:b/>
-          <w:bCs/>
-        </w:rPr>
-        <w:t xml:space="preserve"> </w:t>
-      </w:r>
-      <w:r>
-        <w:rPr>
-          <w:b/>
-          <w:bCs/>
-        </w:rPr>
-        <w:t>данные:</w:t>
-      </w:r>
-      <w:r>
-        <w:t xml:space="preserve"> </w:t>
-      </w:r>
-      <w:r>
-        <w:t>коэффициенты</w:t>
-      </w:r>
-      <w:r>
-        <w:t xml:space="preserve"> </w:t>
-      </w:r>
-      <w:r>
-        <w:t>a, b</w:t>
-      </w:r>
-      <w:r>
-        <w:t xml:space="preserve"> </w:t>
-      </w:r>
-      <w:r>
-        <w:t>(например,</w:t>
-      </w:r>
-      <w:r>
-        <w:t xml:space="preserve"> </w:t>
-      </w:r>
-      <w:r>
-        <w:t>a=0.12,</w:t>
-      </w:r>
-      <w:r>
-        <w:t xml:space="preserve"> </w:t>
-      </w:r>
-      <w:r>
-        <w:t>b=30.5), прогнозное значение температуры на момент </w:t>
-      </w:r>
-      <w:proofErr w:type="spellStart"/>
-      <w:r>
-        <w:t>t_last</w:t>
-      </w:r>
-      <w:proofErr w:type="spellEnd"/>
-      <w:r>
-        <w:t xml:space="preserve"> + 300 секунд, график с линией регрессии и прогнозной точкой. Время расчёта и построения графика ≤ 1 с.</w:t>
-      </w:r>
-    </w:p>
-    <w:p>
-      <w:pPr>
-        <w:pStyle w:val="3"/>
-      </w:pPr>
-      <w:r>
-        <w:t>5.2.6 Обработка исключительных ситуаций</w:t>
-      </w:r>
-    </w:p>
-    <w:p>
-      <w:pPr>
-        <w:jc w:val="both"/>
-      </w:pPr>
-      <w:r>
-        <w:t>Проверяются:</w:t>
-      </w:r>
-    </w:p>
-    <w:p>
-      <w:pPr>
-        <w:numPr>
-          <w:ilvl w:val="0"/>
-          <w:numId w:val="7"/>
-        </w:numPr>
-        <w:jc w:val="both"/>
-      </w:pPr>
-      <w:r>
-        <w:t>потеря соединения с MySQL во время вставки (имитация отключения сетевого доступа);</w:t>
-      </w:r>
-    </w:p>
-    <w:p>
-      <w:pPr>
-        <w:numPr>
-          <w:ilvl w:val="0"/>
-          <w:numId w:val="7"/>
-        </w:numPr>
-        <w:jc w:val="both"/>
-      </w:pPr>
-      <w:r>
-        <w:t>попытка экспорта за период, в котором нет записей;</w:t>
-      </w:r>
-    </w:p>
-    <w:p>
-      <w:pPr>
-        <w:numPr>
-          <w:ilvl w:val="0"/>
-          <w:numId w:val="7"/>
-        </w:numPr>
-        <w:jc w:val="both"/>
-      </w:pPr>
-      <w:r>
-        <w:t>повреждение конфигурационного файла config.ini (некорректные параметры БД);</w:t>
-      </w:r>
-    </w:p>
-    <w:p>
-      <w:pPr>
-        <w:numPr>
-          <w:ilvl w:val="0"/>
-          <w:numId w:val="7"/>
-        </w:numPr>
-        <w:jc w:val="both"/>
-      </w:pPr>
-      <w:r>
-        <w:t>нехватка дискового пространства при экспорте.</w:t>
-      </w:r>
-    </w:p>
-    <w:p>
-      <w:pPr>
-        <w:jc w:val="both"/>
-      </w:pPr>
-      <w:r>
-        <w:rPr>
-          <w:b/>
-          <w:bCs/>
-        </w:rPr>
-        <w:t>Ожидаемое поведение:</w:t>
-      </w:r>
-      <w:r>
-        <w:t xml:space="preserve"> система не </w:t>
-      </w:r>
-      <w:proofErr w:type="spellStart"/>
-      <w:r>
-        <w:t>аварийно</w:t>
-      </w:r>
-      <w:proofErr w:type="spellEnd"/>
-      <w:r>
-        <w:t xml:space="preserve"> завершается, выводит понятное сообщение пользователю (в GUI или лог) и продолжает работу (если возможно).</w:t>
-      </w:r>
-    </w:p>
-    <w:p>
-      <w:pPr>
-        <w:pStyle w:val="3"/>
-        <w:rPr>
-          <w:rFonts w:cs="Times New Roman"/>
-        </w:rPr>
-      </w:pPr>
-      <w:r>
-        <w:rPr>
-          <w:rFonts w:cs="Times New Roman"/>
-        </w:rPr>
-        <w:t>5.3 Результаты тестирования</w:t>
-      </w:r>
-    </w:p>
-    <w:p>
-      <w:r>
-        <w:t>Все контрольные примеры были выполнены на тестовом стенде со следующими характеристиками:</w:t>
-      </w:r>
-    </w:p>
-    <w:p>
-      <w:pPr>
-        <w:numPr>
-          <w:ilvl w:val="0"/>
-          <w:numId w:val="6"/>
-        </w:numPr>
-      </w:pPr>
-      <w:r>
-        <w:t>ОС: Ubuntu 22.04 LTS</w:t>
-      </w:r>
-    </w:p>
-    <w:p>
-      <w:pPr>
-        <w:numPr>
-          <w:ilvl w:val="0"/>
-          <w:numId w:val="6"/>
-        </w:numPr>
-        <w:rPr>
-          <w:lang w:val="en-US"/>
-        </w:rPr>
-      </w:pPr>
-      <w:r>
-        <w:t>Процессор</w:t>
-      </w:r>
-      <w:r>
-        <w:rPr>
-          <w:lang w:val="en-US"/>
-        </w:rPr>
-        <w:t xml:space="preserve">: Intel Core i5-8250U @ 1.60 </w:t>
-      </w:r>
-      <w:r>
-        <w:t>ГГц</w:t>
-      </w:r>
-    </w:p>
-    <w:p>
-      <w:pPr>
-        <w:numPr>
-          <w:ilvl w:val="0"/>
-          <w:numId w:val="6"/>
-        </w:numPr>
-      </w:pPr>
-      <w:r>
-        <w:t>ОЗУ: 8 ГБ</w:t>
-      </w:r>
-    </w:p>
-    <w:p>
-      <w:pPr>
-        <w:numPr>
-          <w:ilvl w:val="0"/>
-          <w:numId w:val="6"/>
-        </w:numPr>
-      </w:pPr>
-      <w:r>
-        <w:t>СУБД: MySQL 8.0 (локально)</w:t>
-      </w:r>
-    </w:p>
-    <w:p>
-      <w:pPr>
-        <w:numPr>
-          <w:ilvl w:val="0"/>
-          <w:numId w:val="6"/>
-        </w:numPr>
-      </w:pPr>
-      <w:r>
-        <w:t>Среда выполнения: Python 3.10</w:t>
-      </w:r>
-    </w:p>
-    <w:p/>
-    <w:p/>
-    <w:p>
-      <w:r>
-        <w:rPr>
-          <w:b/>
-          <w:bCs/>
-        </w:rPr>
-        <w:lastRenderedPageBreak/>
-        <w:t>Результаты по функциям:</w:t>
+        <w:t xml:space="preserve"> Затраты на оборудование</w:t>
       </w:r>
     </w:p>
     <w:tbl>
       <w:tblPr>
-        <w:tblStyle w:val="af3"/>
+        <w:tblStyle w:val="11"/>
         <w:tblW w:w="0" w:type="auto"/>
+        <w:jc w:val="center"/>
         <w:tblLook w:val="04A0" w:firstRow="1" w:lastRow="0" w:firstColumn="1" w:lastColumn="0" w:noHBand="0" w:noVBand="1"/>
       </w:tblPr>
       <w:tblGrid>
-        <w:gridCol w:w="2336"/>
-        <w:gridCol w:w="2336"/>
-        <w:gridCol w:w="2336"/>
-        <w:gridCol w:w="2337"/>
+        <w:gridCol w:w="3009"/>
+        <w:gridCol w:w="3448"/>
+        <w:gridCol w:w="2888"/>
       </w:tblGrid>
       <w:tr>
+        <w:trPr>
+          <w:trHeight w:val="454"/>
+          <w:jc w:val="center"/>
+        </w:trPr>
         <w:tc>
           <w:tcPr>
-            <w:tcW w:w="2336" w:type="dxa"/>
+            <w:tcW w:w="3114" w:type="dxa"/>
             <w:vAlign w:val="center"/>
           </w:tcPr>
           <w:p>
             <w:pPr>
-              <w:spacing w:line="240" w:lineRule="auto"/>
+              <w:autoSpaceDE w:val="0"/>
+              <w:autoSpaceDN w:val="0"/>
+              <w:adjustRightInd w:val="0"/>
+              <w:spacing w:before="120" w:after="120" w:line="240" w:lineRule="auto"/>
               <w:ind w:firstLine="0"/>
-              <w:rPr>
-                <w:rFonts w:cs="Times New Roman"/>
-                <w:sz w:val="24"/>
-                <w:szCs w:val="22"/>
+              <w:jc w:val="center"/>
+              <w:rPr>
+                <w:rFonts w:eastAsia="Calibri" w:cs="Times New Roman"/>
+                <w:color w:val="000000"/>
+                <w:szCs w:val="28"/>
+                <w:lang w:val="en-US"/>
               </w:rPr>
             </w:pPr>
             <w:r>
               <w:rPr>
-                <w:rFonts w:cs="Times New Roman"/>
-                <w:sz w:val="24"/>
-                <w:szCs w:val="22"/>
-              </w:rPr>
-              <w:t>Функция</w:t>
+                <w:rFonts w:eastAsia="Calibri" w:cs="Times New Roman"/>
+                <w:color w:val="000000"/>
+                <w:szCs w:val="28"/>
+              </w:rPr>
+              <w:t>Наименование</w:t>
+            </w:r>
+            <w:r>
+              <w:rPr>
+                <w:rFonts w:eastAsia="Calibri" w:cs="Times New Roman"/>
+                <w:color w:val="000000"/>
+                <w:szCs w:val="28"/>
+                <w:lang w:val="en-US"/>
+              </w:rPr>
+              <w:t xml:space="preserve"> </w:t>
+            </w:r>
+            <w:proofErr w:type="spellStart"/>
+            <w:r>
+              <w:rPr>
+                <w:rFonts w:eastAsia="Calibri" w:cs="Times New Roman"/>
+                <w:color w:val="000000"/>
+                <w:szCs w:val="28"/>
+                <w:lang w:val="en-US"/>
+              </w:rPr>
+              <w:t>комплектующих</w:t>
+            </w:r>
+            <w:proofErr w:type="spellEnd"/>
+            <w:r>
+              <w:rPr>
+                <w:rFonts w:eastAsia="Calibri" w:cs="Times New Roman"/>
+                <w:color w:val="000000"/>
+                <w:szCs w:val="28"/>
+                <w:lang w:val="en-US"/>
+              </w:rPr>
+              <w:t xml:space="preserve"> </w:t>
+            </w:r>
+            <w:proofErr w:type="spellStart"/>
+            <w:r>
+              <w:rPr>
+                <w:rFonts w:eastAsia="Calibri" w:cs="Times New Roman"/>
+                <w:color w:val="000000"/>
+                <w:szCs w:val="28"/>
+                <w:lang w:val="en-US"/>
+              </w:rPr>
+              <w:t>изделий</w:t>
+            </w:r>
+            <w:proofErr w:type="spellEnd"/>
+          </w:p>
+        </w:tc>
+        <w:tc>
+          <w:tcPr>
+            <w:tcW w:w="3685" w:type="dxa"/>
+            <w:vAlign w:val="center"/>
+          </w:tcPr>
+          <w:p>
+            <w:pPr>
+              <w:autoSpaceDE w:val="0"/>
+              <w:autoSpaceDN w:val="0"/>
+              <w:adjustRightInd w:val="0"/>
+              <w:spacing w:before="120" w:after="120" w:line="240" w:lineRule="auto"/>
+              <w:ind w:firstLine="0"/>
+              <w:jc w:val="center"/>
+              <w:rPr>
+                <w:rFonts w:eastAsia="Calibri" w:cs="Times New Roman"/>
+                <w:color w:val="000000"/>
+                <w:szCs w:val="28"/>
+                <w:lang w:val="en-US"/>
+              </w:rPr>
+            </w:pPr>
+            <w:r>
+              <w:rPr>
+                <w:rFonts w:eastAsia="Calibri" w:cs="Times New Roman"/>
+                <w:color w:val="000000"/>
+                <w:szCs w:val="28"/>
+              </w:rPr>
+              <w:t xml:space="preserve">Количество единиц, </w:t>
+            </w:r>
+            <w:proofErr w:type="spellStart"/>
+            <w:r>
+              <w:rPr>
+                <w:rFonts w:eastAsia="Calibri" w:cs="Times New Roman"/>
+                <w:color w:val="000000"/>
+                <w:szCs w:val="28"/>
+              </w:rPr>
+              <w:t>шт</w:t>
+            </w:r>
+            <w:proofErr w:type="spellEnd"/>
+          </w:p>
+        </w:tc>
+        <w:tc>
+          <w:tcPr>
+            <w:tcW w:w="3112" w:type="dxa"/>
+            <w:vAlign w:val="center"/>
+          </w:tcPr>
+          <w:p>
+            <w:pPr>
+              <w:autoSpaceDE w:val="0"/>
+              <w:autoSpaceDN w:val="0"/>
+              <w:adjustRightInd w:val="0"/>
+              <w:spacing w:before="120" w:after="120" w:line="240" w:lineRule="auto"/>
+              <w:ind w:firstLine="0"/>
+              <w:jc w:val="center"/>
+              <w:rPr>
+                <w:rFonts w:eastAsia="Calibri" w:cs="Times New Roman"/>
+                <w:color w:val="000000"/>
+                <w:szCs w:val="28"/>
+              </w:rPr>
+            </w:pPr>
+            <w:r>
+              <w:rPr>
+                <w:rFonts w:eastAsia="Calibri" w:cs="Times New Roman"/>
+                <w:color w:val="000000"/>
+                <w:szCs w:val="28"/>
+              </w:rPr>
+              <w:t>Полные затраты на вид изделия в руб.</w:t>
+            </w:r>
+          </w:p>
+        </w:tc>
+      </w:tr>
+      <w:tr>
+        <w:trPr>
+          <w:trHeight w:val="454"/>
+          <w:jc w:val="center"/>
+        </w:trPr>
+        <w:tc>
+          <w:tcPr>
+            <w:tcW w:w="3114" w:type="dxa"/>
+            <w:vAlign w:val="center"/>
+          </w:tcPr>
+          <w:p>
+            <w:pPr>
+              <w:widowControl w:val="0"/>
+              <w:autoSpaceDE w:val="0"/>
+              <w:autoSpaceDN w:val="0"/>
+              <w:spacing w:line="276" w:lineRule="auto"/>
+              <w:ind w:firstLine="0"/>
+              <w:jc w:val="center"/>
+              <w:rPr>
+                <w:rFonts w:eastAsia="Times New Roman" w:cs="Times New Roman"/>
+                <w:szCs w:val="28"/>
+              </w:rPr>
+            </w:pPr>
+            <w:r>
+              <w:rPr>
+                <w:rFonts w:eastAsia="Times New Roman" w:cs="Times New Roman"/>
+                <w:szCs w:val="28"/>
+              </w:rPr>
+              <w:t xml:space="preserve">Модуль </w:t>
+            </w:r>
+            <w:r>
+              <w:rPr>
+                <w:rFonts w:eastAsia="Times New Roman" w:cs="Times New Roman"/>
+                <w:szCs w:val="28"/>
+                <w:lang w:val="en-US"/>
+              </w:rPr>
+              <w:t>ESP</w:t>
+            </w:r>
+            <w:r>
+              <w:rPr>
+                <w:rFonts w:eastAsia="Times New Roman" w:cs="Times New Roman"/>
+                <w:szCs w:val="28"/>
+              </w:rPr>
+              <w:t>32-</w:t>
+            </w:r>
+            <w:r>
+              <w:rPr>
+                <w:rFonts w:eastAsia="Times New Roman" w:cs="Times New Roman"/>
+                <w:szCs w:val="28"/>
+                <w:lang w:val="en-US"/>
+              </w:rPr>
+              <w:t>CAM</w:t>
+            </w:r>
+            <w:r>
+              <w:rPr>
+                <w:rFonts w:eastAsia="Times New Roman" w:cs="Times New Roman"/>
+                <w:szCs w:val="28"/>
+              </w:rPr>
+              <w:t xml:space="preserve"> с камерой </w:t>
+            </w:r>
+            <w:r>
+              <w:rPr>
+                <w:rFonts w:eastAsia="Times New Roman" w:cs="Times New Roman"/>
+                <w:szCs w:val="28"/>
+                <w:lang w:val="en-US"/>
+              </w:rPr>
+              <w:t>OV</w:t>
+            </w:r>
+            <w:r>
+              <w:rPr>
+                <w:rFonts w:eastAsia="Times New Roman" w:cs="Times New Roman"/>
+                <w:szCs w:val="28"/>
+              </w:rPr>
+              <w:t>3660</w:t>
             </w:r>
           </w:p>
         </w:tc>
         <w:tc>
           <w:tcPr>
-            <w:tcW w:w="2336" w:type="dxa"/>
+            <w:tcW w:w="3685" w:type="dxa"/>
             <w:vAlign w:val="center"/>
           </w:tcPr>
           <w:p>
             <w:pPr>
-              <w:spacing w:line="240" w:lineRule="auto"/>
+              <w:widowControl w:val="0"/>
+              <w:autoSpaceDE w:val="0"/>
+              <w:autoSpaceDN w:val="0"/>
+              <w:spacing w:line="276" w:lineRule="auto"/>
               <w:ind w:firstLine="0"/>
-              <w:rPr>
-                <w:rFonts w:cs="Times New Roman"/>
-                <w:sz w:val="24"/>
-                <w:szCs w:val="22"/>
+              <w:jc w:val="center"/>
+              <w:rPr>
+                <w:rFonts w:eastAsia="Times New Roman" w:cs="Times New Roman"/>
+                <w:szCs w:val="28"/>
               </w:rPr>
             </w:pPr>
             <w:r>
               <w:rPr>
-                <w:rFonts w:cs="Times New Roman"/>
-                <w:sz w:val="24"/>
-                <w:szCs w:val="22"/>
-              </w:rPr>
-              <w:t>Требование ТЗ</w:t>
+                <w:rFonts w:eastAsia="Times New Roman" w:cs="Times New Roman"/>
+                <w:szCs w:val="28"/>
+              </w:rPr>
+              <w:t>1</w:t>
             </w:r>
           </w:p>
         </w:tc>
         <w:tc>
           <w:tcPr>
-            <w:tcW w:w="2336" w:type="dxa"/>
+            <w:tcW w:w="3112" w:type="dxa"/>
             <w:vAlign w:val="center"/>
           </w:tcPr>
           <w:p>
             <w:pPr>
-              <w:spacing w:line="240" w:lineRule="auto"/>
+              <w:widowControl w:val="0"/>
+              <w:autoSpaceDE w:val="0"/>
+              <w:autoSpaceDN w:val="0"/>
+              <w:spacing w:line="276" w:lineRule="auto"/>
               <w:ind w:firstLine="0"/>
-              <w:rPr>
-                <w:rFonts w:cs="Times New Roman"/>
-                <w:sz w:val="24"/>
-                <w:szCs w:val="22"/>
+              <w:jc w:val="center"/>
+              <w:rPr>
+                <w:rFonts w:eastAsia="Times New Roman" w:cs="Times New Roman"/>
+                <w:szCs w:val="28"/>
               </w:rPr>
             </w:pPr>
             <w:r>
               <w:rPr>
-                <w:rFonts w:cs="Times New Roman"/>
-                <w:sz w:val="24"/>
-                <w:szCs w:val="22"/>
-              </w:rPr>
-              <w:t>Фактический результат</w:t>
+                <w:rFonts w:eastAsia="Times New Roman" w:cs="Times New Roman"/>
+                <w:szCs w:val="28"/>
+              </w:rPr>
+              <w:t>797</w:t>
+            </w:r>
+          </w:p>
+        </w:tc>
+      </w:tr>
+      <w:tr>
+        <w:trPr>
+          <w:trHeight w:val="454"/>
+          <w:jc w:val="center"/>
+        </w:trPr>
+        <w:tc>
+          <w:tcPr>
+            <w:tcW w:w="3114" w:type="dxa"/>
+            <w:vAlign w:val="center"/>
+          </w:tcPr>
+          <w:p>
+            <w:pPr>
+              <w:widowControl w:val="0"/>
+              <w:autoSpaceDE w:val="0"/>
+              <w:autoSpaceDN w:val="0"/>
+              <w:spacing w:line="276" w:lineRule="auto"/>
+              <w:ind w:firstLine="0"/>
+              <w:jc w:val="center"/>
+              <w:rPr>
+                <w:rFonts w:eastAsia="Times New Roman" w:cs="Times New Roman"/>
+                <w:szCs w:val="28"/>
+              </w:rPr>
+            </w:pPr>
+            <w:r>
+              <w:rPr>
+                <w:rFonts w:eastAsia="Times New Roman" w:cs="Times New Roman"/>
+                <w:szCs w:val="28"/>
+              </w:rPr>
+              <w:t xml:space="preserve">Кабель </w:t>
+            </w:r>
+            <w:r>
+              <w:rPr>
+                <w:rFonts w:eastAsia="Times New Roman" w:cs="Times New Roman"/>
+                <w:szCs w:val="28"/>
+                <w:lang w:val="en-US"/>
+              </w:rPr>
+              <w:t>Micro-USB</w:t>
             </w:r>
           </w:p>
         </w:tc>
         <w:tc>
           <w:tcPr>
-            <w:tcW w:w="2337" w:type="dxa"/>
+            <w:tcW w:w="3685" w:type="dxa"/>
             <w:vAlign w:val="center"/>
           </w:tcPr>
           <w:p>
             <w:pPr>
-              <w:spacing w:line="240" w:lineRule="auto"/>
+              <w:widowControl w:val="0"/>
+              <w:autoSpaceDE w:val="0"/>
+              <w:autoSpaceDN w:val="0"/>
+              <w:spacing w:line="276" w:lineRule="auto"/>
               <w:ind w:firstLine="0"/>
-              <w:rPr>
-                <w:rFonts w:cs="Times New Roman"/>
-                <w:sz w:val="24"/>
-                <w:szCs w:val="22"/>
+              <w:jc w:val="center"/>
+              <w:rPr>
+                <w:rFonts w:eastAsia="Times New Roman" w:cs="Times New Roman"/>
+                <w:szCs w:val="28"/>
               </w:rPr>
             </w:pPr>
             <w:r>
               <w:rPr>
-                <w:rFonts w:cs="Times New Roman"/>
-                <w:sz w:val="24"/>
-                <w:szCs w:val="22"/>
-              </w:rPr>
-              <w:t>Статус</w:t>
+                <w:rFonts w:eastAsia="Times New Roman" w:cs="Times New Roman"/>
+                <w:szCs w:val="28"/>
+              </w:rPr>
+              <w:t>1</w:t>
+            </w:r>
+          </w:p>
+        </w:tc>
+        <w:tc>
+          <w:tcPr>
+            <w:tcW w:w="3112" w:type="dxa"/>
+            <w:vAlign w:val="center"/>
+          </w:tcPr>
+          <w:p>
+            <w:pPr>
+              <w:widowControl w:val="0"/>
+              <w:autoSpaceDE w:val="0"/>
+              <w:autoSpaceDN w:val="0"/>
+              <w:spacing w:line="276" w:lineRule="auto"/>
+              <w:ind w:firstLine="0"/>
+              <w:jc w:val="center"/>
+              <w:rPr>
+                <w:rFonts w:eastAsia="Times New Roman" w:cs="Times New Roman"/>
+                <w:szCs w:val="28"/>
+              </w:rPr>
+            </w:pPr>
+            <w:r>
+              <w:rPr>
+                <w:rFonts w:eastAsia="Times New Roman" w:cs="Times New Roman"/>
+                <w:szCs w:val="28"/>
+              </w:rPr>
+              <w:t>391</w:t>
             </w:r>
           </w:p>
         </w:tc>
       </w:tr>
       <w:tr>
+        <w:trPr>
+          <w:trHeight w:val="454"/>
+          <w:jc w:val="center"/>
+        </w:trPr>
         <w:tc>
           <w:tcPr>
-            <w:tcW w:w="2336" w:type="dxa"/>
+            <w:tcW w:w="3114" w:type="dxa"/>
             <w:vAlign w:val="center"/>
           </w:tcPr>
           <w:p>
             <w:pPr>
-              <w:spacing w:line="240" w:lineRule="auto"/>
+              <w:autoSpaceDE w:val="0"/>
+              <w:autoSpaceDN w:val="0"/>
+              <w:adjustRightInd w:val="0"/>
+              <w:spacing w:before="120" w:after="120" w:line="240" w:lineRule="auto"/>
               <w:ind w:firstLine="0"/>
-              <w:rPr>
-                <w:rFonts w:cs="Times New Roman"/>
-                <w:sz w:val="24"/>
-                <w:szCs w:val="22"/>
+              <w:jc w:val="center"/>
+              <w:rPr>
+                <w:rFonts w:eastAsia="Calibri" w:cs="Times New Roman"/>
+                <w:color w:val="000000"/>
+                <w:szCs w:val="28"/>
               </w:rPr>
             </w:pPr>
             <w:r>
               <w:rPr>
-                <w:rFonts w:cs="Times New Roman"/>
-                <w:sz w:val="24"/>
-                <w:szCs w:val="22"/>
-              </w:rPr>
-              <w:t>Приём и маркировка кадра</w:t>
+                <w:rFonts w:eastAsia="Calibri" w:cs="Times New Roman"/>
+                <w:color w:val="000000"/>
+                <w:szCs w:val="28"/>
+              </w:rPr>
+              <w:t>Итого</w:t>
             </w:r>
           </w:p>
         </w:tc>
         <w:tc>
           <w:tcPr>
-            <w:tcW w:w="2336" w:type="dxa"/>
+            <w:tcW w:w="6797" w:type="dxa"/>
+            <w:gridSpan w:val="2"/>
             <w:vAlign w:val="center"/>
           </w:tcPr>
           <w:p>
             <w:pPr>
-              <w:spacing w:line="240" w:lineRule="auto"/>
+              <w:autoSpaceDE w:val="0"/>
+              <w:autoSpaceDN w:val="0"/>
+              <w:adjustRightInd w:val="0"/>
+              <w:spacing w:before="120" w:after="120" w:line="240" w:lineRule="auto"/>
               <w:ind w:firstLine="0"/>
-              <w:rPr>
-                <w:rFonts w:cs="Times New Roman"/>
-                <w:sz w:val="24"/>
-                <w:szCs w:val="22"/>
+              <w:jc w:val="center"/>
+              <w:rPr>
+                <w:rFonts w:eastAsia="Calibri" w:cs="Times New Roman"/>
+                <w:color w:val="000000"/>
+                <w:szCs w:val="28"/>
               </w:rPr>
             </w:pPr>
             <w:r>
               <w:rPr>
-                <w:rFonts w:cs="Times New Roman"/>
-                <w:sz w:val="24"/>
-                <w:szCs w:val="22"/>
-              </w:rPr>
-              <w:t>≤ 0,2 с</w:t>
-            </w:r>
-          </w:p>
-        </w:tc>
-        <w:tc>
-          <w:tcPr>
-            <w:tcW w:w="2336" w:type="dxa"/>
-            <w:vAlign w:val="center"/>
-          </w:tcPr>
-          <w:p>
-            <w:pPr>
-              <w:spacing w:line="240" w:lineRule="auto"/>
-              <w:ind w:firstLine="0"/>
-              <w:rPr>
-                <w:rFonts w:cs="Times New Roman"/>
-                <w:sz w:val="24"/>
-                <w:szCs w:val="22"/>
-              </w:rPr>
-            </w:pPr>
-            <w:r>
-              <w:rPr>
-                <w:rFonts w:cs="Times New Roman"/>
-                <w:sz w:val="24"/>
-                <w:szCs w:val="22"/>
-              </w:rPr>
-              <w:t>0,15 с (в среднем, n=100)</w:t>
-            </w:r>
-          </w:p>
-        </w:tc>
-        <w:tc>
-          <w:tcPr>
-            <w:tcW w:w="2337" w:type="dxa"/>
-            <w:vAlign w:val="center"/>
-          </w:tcPr>
-          <w:p>
-            <w:pPr>
-              <w:spacing w:line="240" w:lineRule="auto"/>
-              <w:ind w:firstLine="0"/>
-              <w:rPr>
-                <w:rFonts w:cs="Times New Roman"/>
-                <w:sz w:val="24"/>
-                <w:szCs w:val="22"/>
-              </w:rPr>
-            </w:pPr>
-            <w:r>
-              <w:rPr>
-                <w:rFonts w:ascii="Segoe UI Emoji" w:hAnsi="Segoe UI Emoji" w:cs="Segoe UI Emoji"/>
-                <w:sz w:val="24"/>
-                <w:szCs w:val="22"/>
-              </w:rPr>
-              <w:t>✔️</w:t>
-            </w:r>
-            <w:r>
-              <w:rPr>
-                <w:rFonts w:cs="Times New Roman"/>
-                <w:sz w:val="24"/>
-                <w:szCs w:val="22"/>
-              </w:rPr>
-              <w:t xml:space="preserve"> выполнено</w:t>
-            </w:r>
-          </w:p>
-        </w:tc>
-      </w:tr>
-      <w:tr>
-        <w:tc>
-          <w:tcPr>
-            <w:tcW w:w="2336" w:type="dxa"/>
-            <w:vAlign w:val="center"/>
-          </w:tcPr>
-          <w:p>
-            <w:pPr>
-              <w:spacing w:line="240" w:lineRule="auto"/>
-              <w:ind w:firstLine="0"/>
-              <w:rPr>
-                <w:rFonts w:cs="Times New Roman"/>
-                <w:sz w:val="24"/>
-                <w:szCs w:val="22"/>
-              </w:rPr>
-            </w:pPr>
-            <w:r>
-              <w:rPr>
-                <w:rFonts w:cs="Times New Roman"/>
-                <w:sz w:val="24"/>
-                <w:szCs w:val="22"/>
-              </w:rPr>
-              <w:t>Вставка записи в БД</w:t>
-            </w:r>
-          </w:p>
-        </w:tc>
-        <w:tc>
-          <w:tcPr>
-            <w:tcW w:w="2336" w:type="dxa"/>
-            <w:vAlign w:val="center"/>
-          </w:tcPr>
-          <w:p>
-            <w:pPr>
-              <w:spacing w:line="240" w:lineRule="auto"/>
-              <w:ind w:firstLine="0"/>
-              <w:rPr>
-                <w:rFonts w:cs="Times New Roman"/>
-                <w:sz w:val="24"/>
-                <w:szCs w:val="22"/>
-              </w:rPr>
-            </w:pPr>
-            <w:r>
-              <w:rPr>
-                <w:rFonts w:cs="Times New Roman"/>
-                <w:sz w:val="24"/>
-                <w:szCs w:val="22"/>
-              </w:rPr>
-              <w:t>≤ 50 мс</w:t>
-            </w:r>
-          </w:p>
-        </w:tc>
-        <w:tc>
-          <w:tcPr>
-            <w:tcW w:w="2336" w:type="dxa"/>
-            <w:vAlign w:val="center"/>
-          </w:tcPr>
-          <w:p>
-            <w:pPr>
-              <w:spacing w:line="240" w:lineRule="auto"/>
-              <w:ind w:firstLine="0"/>
-              <w:rPr>
-                <w:rFonts w:cs="Times New Roman"/>
-                <w:sz w:val="24"/>
-                <w:szCs w:val="22"/>
-              </w:rPr>
-            </w:pPr>
-            <w:r>
-              <w:rPr>
-                <w:rFonts w:cs="Times New Roman"/>
-                <w:sz w:val="24"/>
-                <w:szCs w:val="22"/>
-              </w:rPr>
-              <w:t>35 мс (в среднем, n=1000)</w:t>
-            </w:r>
-          </w:p>
-        </w:tc>
-        <w:tc>
-          <w:tcPr>
-            <w:tcW w:w="2337" w:type="dxa"/>
-            <w:vAlign w:val="center"/>
-          </w:tcPr>
-          <w:p>
-            <w:pPr>
-              <w:spacing w:line="240" w:lineRule="auto"/>
-              <w:ind w:firstLine="0"/>
-              <w:rPr>
-                <w:rFonts w:cs="Times New Roman"/>
-                <w:sz w:val="24"/>
-                <w:szCs w:val="22"/>
-              </w:rPr>
-            </w:pPr>
-            <w:r>
-              <w:rPr>
-                <w:rFonts w:ascii="Segoe UI Emoji" w:hAnsi="Segoe UI Emoji" w:cs="Segoe UI Emoji"/>
-                <w:sz w:val="24"/>
-                <w:szCs w:val="22"/>
-              </w:rPr>
-              <w:t>✔️</w:t>
-            </w:r>
-            <w:r>
-              <w:rPr>
-                <w:rFonts w:cs="Times New Roman"/>
-                <w:sz w:val="24"/>
-                <w:szCs w:val="22"/>
-              </w:rPr>
-              <w:t xml:space="preserve"> выполнено</w:t>
-            </w:r>
-          </w:p>
-        </w:tc>
-      </w:tr>
-      <w:tr>
-        <w:tc>
-          <w:tcPr>
-            <w:tcW w:w="2336" w:type="dxa"/>
-            <w:vAlign w:val="center"/>
-          </w:tcPr>
-          <w:p>
-            <w:pPr>
-              <w:spacing w:line="240" w:lineRule="auto"/>
-              <w:ind w:firstLine="0"/>
-              <w:rPr>
-                <w:rFonts w:cs="Times New Roman"/>
-                <w:sz w:val="24"/>
-                <w:szCs w:val="22"/>
-              </w:rPr>
-            </w:pPr>
-            <w:r>
-              <w:rPr>
-                <w:rFonts w:cs="Times New Roman"/>
-                <w:sz w:val="24"/>
-                <w:szCs w:val="22"/>
-              </w:rPr>
-              <w:t>Экспорт 1000 записей в CSV</w:t>
-            </w:r>
-          </w:p>
-        </w:tc>
-        <w:tc>
-          <w:tcPr>
-            <w:tcW w:w="2336" w:type="dxa"/>
-            <w:vAlign w:val="center"/>
-          </w:tcPr>
-          <w:p>
-            <w:pPr>
-              <w:spacing w:line="240" w:lineRule="auto"/>
-              <w:ind w:firstLine="0"/>
-              <w:rPr>
-                <w:rFonts w:cs="Times New Roman"/>
-                <w:sz w:val="24"/>
-                <w:szCs w:val="22"/>
-              </w:rPr>
-            </w:pPr>
-            <w:r>
-              <w:rPr>
-                <w:rFonts w:cs="Times New Roman"/>
-                <w:sz w:val="24"/>
-                <w:szCs w:val="22"/>
-              </w:rPr>
-              <w:t>≤ 5 с</w:t>
-            </w:r>
-          </w:p>
-        </w:tc>
-        <w:tc>
-          <w:tcPr>
-            <w:tcW w:w="2336" w:type="dxa"/>
-            <w:vAlign w:val="center"/>
-          </w:tcPr>
-          <w:p>
-            <w:pPr>
-              <w:spacing w:line="240" w:lineRule="auto"/>
-              <w:ind w:firstLine="0"/>
-              <w:rPr>
-                <w:rFonts w:cs="Times New Roman"/>
-                <w:sz w:val="24"/>
-                <w:szCs w:val="22"/>
-              </w:rPr>
-            </w:pPr>
-            <w:r>
-              <w:rPr>
-                <w:rFonts w:cs="Times New Roman"/>
-                <w:sz w:val="24"/>
-                <w:szCs w:val="22"/>
-              </w:rPr>
-              <w:t>3,2 с</w:t>
-            </w:r>
-          </w:p>
-        </w:tc>
-        <w:tc>
-          <w:tcPr>
-            <w:tcW w:w="2337" w:type="dxa"/>
-            <w:vAlign w:val="center"/>
-          </w:tcPr>
-          <w:p>
-            <w:pPr>
-              <w:spacing w:line="240" w:lineRule="auto"/>
-              <w:ind w:firstLine="0"/>
-              <w:rPr>
-                <w:rFonts w:cs="Times New Roman"/>
-                <w:sz w:val="24"/>
-                <w:szCs w:val="22"/>
-              </w:rPr>
-            </w:pPr>
-            <w:r>
-              <w:rPr>
-                <w:rFonts w:ascii="Segoe UI Emoji" w:hAnsi="Segoe UI Emoji" w:cs="Segoe UI Emoji"/>
-                <w:sz w:val="24"/>
-                <w:szCs w:val="22"/>
-              </w:rPr>
-              <w:t>✔️</w:t>
-            </w:r>
-            <w:r>
-              <w:rPr>
-                <w:rFonts w:cs="Times New Roman"/>
-                <w:sz w:val="24"/>
-                <w:szCs w:val="22"/>
-              </w:rPr>
-              <w:t xml:space="preserve"> выполнено</w:t>
-            </w:r>
-          </w:p>
-        </w:tc>
-      </w:tr>
-      <w:tr>
-        <w:tc>
-          <w:tcPr>
-            <w:tcW w:w="2336" w:type="dxa"/>
-            <w:vAlign w:val="center"/>
-          </w:tcPr>
-          <w:p>
-            <w:pPr>
-              <w:spacing w:line="240" w:lineRule="auto"/>
-              <w:ind w:firstLine="0"/>
-              <w:rPr>
-                <w:rFonts w:cs="Times New Roman"/>
-                <w:sz w:val="24"/>
-                <w:szCs w:val="22"/>
-              </w:rPr>
-            </w:pPr>
-            <w:r>
-              <w:rPr>
-                <w:rFonts w:cs="Times New Roman"/>
-                <w:sz w:val="24"/>
-                <w:szCs w:val="22"/>
-              </w:rPr>
-              <w:t>Кластеризация k-средних (5000 точек)</w:t>
-            </w:r>
-          </w:p>
-        </w:tc>
-        <w:tc>
-          <w:tcPr>
-            <w:tcW w:w="2336" w:type="dxa"/>
-            <w:vAlign w:val="center"/>
-          </w:tcPr>
-          <w:p>
-            <w:pPr>
-              <w:spacing w:line="240" w:lineRule="auto"/>
-              <w:ind w:firstLine="0"/>
-              <w:rPr>
-                <w:rFonts w:cs="Times New Roman"/>
-                <w:sz w:val="24"/>
-                <w:szCs w:val="22"/>
-              </w:rPr>
-            </w:pPr>
-            <w:r>
-              <w:rPr>
-                <w:rFonts w:cs="Times New Roman"/>
-                <w:sz w:val="24"/>
-                <w:szCs w:val="22"/>
-              </w:rPr>
-              <w:t>≤ 3 с</w:t>
-            </w:r>
-          </w:p>
-        </w:tc>
-        <w:tc>
-          <w:tcPr>
-            <w:tcW w:w="2336" w:type="dxa"/>
-            <w:vAlign w:val="center"/>
-          </w:tcPr>
-          <w:p>
-            <w:pPr>
-              <w:spacing w:line="240" w:lineRule="auto"/>
-              <w:ind w:firstLine="0"/>
-              <w:rPr>
-                <w:rFonts w:cs="Times New Roman"/>
-                <w:sz w:val="24"/>
-                <w:szCs w:val="22"/>
-              </w:rPr>
-            </w:pPr>
-            <w:r>
-              <w:rPr>
-                <w:rFonts w:cs="Times New Roman"/>
-                <w:sz w:val="24"/>
-                <w:szCs w:val="22"/>
-              </w:rPr>
-              <w:t>2,4 с (расчёт + отрисовка графика)</w:t>
-            </w:r>
-          </w:p>
-        </w:tc>
-        <w:tc>
-          <w:tcPr>
-            <w:tcW w:w="2337" w:type="dxa"/>
-            <w:vAlign w:val="center"/>
-          </w:tcPr>
-          <w:p>
-            <w:pPr>
-              <w:spacing w:line="240" w:lineRule="auto"/>
-              <w:ind w:firstLine="0"/>
-              <w:rPr>
-                <w:rFonts w:cs="Times New Roman"/>
-                <w:sz w:val="24"/>
-                <w:szCs w:val="22"/>
-              </w:rPr>
-            </w:pPr>
-            <w:r>
-              <w:rPr>
-                <w:rFonts w:ascii="Segoe UI Emoji" w:hAnsi="Segoe UI Emoji" w:cs="Segoe UI Emoji"/>
-                <w:sz w:val="24"/>
-                <w:szCs w:val="22"/>
-              </w:rPr>
-              <w:t>✔️</w:t>
-            </w:r>
-            <w:r>
-              <w:rPr>
-                <w:rFonts w:cs="Times New Roman"/>
-                <w:sz w:val="24"/>
-                <w:szCs w:val="22"/>
-              </w:rPr>
-              <w:t xml:space="preserve"> выполнено</w:t>
-            </w:r>
-          </w:p>
-        </w:tc>
-      </w:tr>
-      <w:tr>
-        <w:tc>
-          <w:tcPr>
-            <w:tcW w:w="2336" w:type="dxa"/>
-            <w:vAlign w:val="center"/>
-          </w:tcPr>
-          <w:p>
-            <w:pPr>
-              <w:spacing w:line="240" w:lineRule="auto"/>
-              <w:ind w:firstLine="0"/>
-              <w:rPr>
-                <w:rFonts w:cs="Times New Roman"/>
-                <w:sz w:val="24"/>
-                <w:szCs w:val="22"/>
-              </w:rPr>
-            </w:pPr>
-            <w:r>
-              <w:rPr>
-                <w:rFonts w:cs="Times New Roman"/>
-                <w:sz w:val="24"/>
-                <w:szCs w:val="22"/>
-              </w:rPr>
-              <w:t>Линейная регрессия + прогноз (200 точек)</w:t>
-            </w:r>
-          </w:p>
-        </w:tc>
-        <w:tc>
-          <w:tcPr>
-            <w:tcW w:w="2336" w:type="dxa"/>
-            <w:vAlign w:val="center"/>
-          </w:tcPr>
-          <w:p>
-            <w:pPr>
-              <w:spacing w:line="240" w:lineRule="auto"/>
-              <w:ind w:firstLine="0"/>
-              <w:rPr>
-                <w:rFonts w:cs="Times New Roman"/>
-                <w:sz w:val="24"/>
-                <w:szCs w:val="22"/>
-              </w:rPr>
-            </w:pPr>
-            <w:r>
-              <w:rPr>
-                <w:rFonts w:cs="Times New Roman"/>
-                <w:sz w:val="24"/>
-                <w:szCs w:val="22"/>
-              </w:rPr>
-              <w:t>≤ 1 с</w:t>
-            </w:r>
-          </w:p>
-        </w:tc>
-        <w:tc>
-          <w:tcPr>
-            <w:tcW w:w="2336" w:type="dxa"/>
-            <w:vAlign w:val="center"/>
-          </w:tcPr>
-          <w:p>
-            <w:pPr>
-              <w:spacing w:line="240" w:lineRule="auto"/>
-              <w:ind w:firstLine="0"/>
-              <w:rPr>
-                <w:rFonts w:cs="Times New Roman"/>
-                <w:sz w:val="24"/>
-                <w:szCs w:val="22"/>
-              </w:rPr>
-            </w:pPr>
-            <w:r>
-              <w:rPr>
-                <w:rFonts w:cs="Times New Roman"/>
-                <w:sz w:val="24"/>
-                <w:szCs w:val="22"/>
-              </w:rPr>
-              <w:t>0,6 с</w:t>
-            </w:r>
-          </w:p>
-        </w:tc>
-        <w:tc>
-          <w:tcPr>
-            <w:tcW w:w="2337" w:type="dxa"/>
-            <w:vAlign w:val="center"/>
-          </w:tcPr>
-          <w:p>
-            <w:pPr>
-              <w:spacing w:line="240" w:lineRule="auto"/>
-              <w:ind w:firstLine="0"/>
-              <w:rPr>
-                <w:rFonts w:cs="Times New Roman"/>
-                <w:sz w:val="24"/>
-                <w:szCs w:val="22"/>
-              </w:rPr>
-            </w:pPr>
-            <w:r>
-              <w:rPr>
-                <w:rFonts w:ascii="Segoe UI Emoji" w:hAnsi="Segoe UI Emoji" w:cs="Segoe UI Emoji"/>
-                <w:sz w:val="24"/>
-                <w:szCs w:val="22"/>
-              </w:rPr>
-              <w:t>✔️</w:t>
-            </w:r>
-            <w:r>
-              <w:rPr>
-                <w:rFonts w:cs="Times New Roman"/>
-                <w:sz w:val="24"/>
-                <w:szCs w:val="22"/>
-              </w:rPr>
-              <w:t xml:space="preserve"> выполнено</w:t>
-            </w:r>
-          </w:p>
-        </w:tc>
-      </w:tr>
-      <w:tr>
-        <w:tc>
-          <w:tcPr>
-            <w:tcW w:w="2336" w:type="dxa"/>
-            <w:vAlign w:val="center"/>
-          </w:tcPr>
-          <w:p>
-            <w:pPr>
-              <w:spacing w:line="240" w:lineRule="auto"/>
-              <w:ind w:firstLine="0"/>
-              <w:rPr>
-                <w:rFonts w:cs="Times New Roman"/>
-                <w:sz w:val="24"/>
-                <w:szCs w:val="22"/>
-              </w:rPr>
-            </w:pPr>
-            <w:r>
-              <w:rPr>
-                <w:rFonts w:cs="Times New Roman"/>
-                <w:sz w:val="24"/>
-                <w:szCs w:val="22"/>
-              </w:rPr>
-              <w:t>Обработка некорректного HTTP-запроса</w:t>
-            </w:r>
-          </w:p>
-        </w:tc>
-        <w:tc>
-          <w:tcPr>
-            <w:tcW w:w="2336" w:type="dxa"/>
-            <w:vAlign w:val="center"/>
-          </w:tcPr>
-          <w:p>
-            <w:pPr>
-              <w:spacing w:line="240" w:lineRule="auto"/>
-              <w:ind w:firstLine="0"/>
-              <w:rPr>
-                <w:rFonts w:cs="Times New Roman"/>
-                <w:sz w:val="24"/>
-                <w:szCs w:val="22"/>
-              </w:rPr>
-            </w:pPr>
-            <w:r>
-              <w:rPr>
-                <w:rFonts w:cs="Times New Roman"/>
-                <w:sz w:val="24"/>
-                <w:szCs w:val="22"/>
-              </w:rPr>
-              <w:t xml:space="preserve">не </w:t>
-            </w:r>
-            <w:proofErr w:type="spellStart"/>
-            <w:r>
-              <w:rPr>
-                <w:rFonts w:cs="Times New Roman"/>
-                <w:sz w:val="24"/>
-                <w:szCs w:val="22"/>
-              </w:rPr>
-              <w:t>аварийно</w:t>
-            </w:r>
-            <w:proofErr w:type="spellEnd"/>
-            <w:r>
-              <w:rPr>
-                <w:rFonts w:cs="Times New Roman"/>
-                <w:sz w:val="24"/>
-                <w:szCs w:val="22"/>
-              </w:rPr>
-              <w:t xml:space="preserve"> завершаться</w:t>
-            </w:r>
-          </w:p>
-        </w:tc>
-        <w:tc>
-          <w:tcPr>
-            <w:tcW w:w="2336" w:type="dxa"/>
-            <w:vAlign w:val="center"/>
-          </w:tcPr>
-          <w:p>
-            <w:pPr>
-              <w:spacing w:line="240" w:lineRule="auto"/>
-              <w:ind w:firstLine="0"/>
-              <w:rPr>
-                <w:rFonts w:cs="Times New Roman"/>
-                <w:sz w:val="24"/>
-                <w:szCs w:val="22"/>
-              </w:rPr>
-            </w:pPr>
-            <w:r>
-              <w:rPr>
-                <w:rFonts w:cs="Times New Roman"/>
-                <w:sz w:val="24"/>
-                <w:szCs w:val="22"/>
-              </w:rPr>
-              <w:t>Возврат HTTP 400, запись в лог, система продолжает работу</w:t>
-            </w:r>
-          </w:p>
-        </w:tc>
-        <w:tc>
-          <w:tcPr>
-            <w:tcW w:w="2337" w:type="dxa"/>
-            <w:vAlign w:val="center"/>
-          </w:tcPr>
-          <w:p>
-            <w:pPr>
-              <w:spacing w:line="240" w:lineRule="auto"/>
-              <w:ind w:firstLine="0"/>
-              <w:rPr>
-                <w:rFonts w:cs="Times New Roman"/>
-                <w:sz w:val="24"/>
-                <w:szCs w:val="22"/>
-              </w:rPr>
-            </w:pPr>
-            <w:r>
-              <w:rPr>
-                <w:rFonts w:ascii="Segoe UI Emoji" w:hAnsi="Segoe UI Emoji" w:cs="Segoe UI Emoji"/>
-                <w:sz w:val="24"/>
-                <w:szCs w:val="22"/>
-              </w:rPr>
-              <w:t>✔️</w:t>
-            </w:r>
-            <w:r>
-              <w:rPr>
-                <w:rFonts w:cs="Times New Roman"/>
-                <w:sz w:val="24"/>
-                <w:szCs w:val="22"/>
-              </w:rPr>
-              <w:t xml:space="preserve"> выполнено</w:t>
-            </w:r>
-          </w:p>
-        </w:tc>
-      </w:tr>
-      <w:tr>
-        <w:tc>
-          <w:tcPr>
-            <w:tcW w:w="2336" w:type="dxa"/>
-            <w:vAlign w:val="center"/>
-          </w:tcPr>
-          <w:p>
-            <w:pPr>
-              <w:spacing w:line="240" w:lineRule="auto"/>
-              <w:ind w:firstLine="0"/>
-              <w:rPr>
-                <w:rFonts w:cs="Times New Roman"/>
-                <w:sz w:val="24"/>
-                <w:szCs w:val="22"/>
-              </w:rPr>
-            </w:pPr>
-            <w:r>
-              <w:rPr>
-                <w:rFonts w:cs="Times New Roman"/>
-                <w:sz w:val="24"/>
-                <w:szCs w:val="22"/>
-              </w:rPr>
-              <w:t>Ошибка записи в БД (отключение MySQL)</w:t>
-            </w:r>
-          </w:p>
-        </w:tc>
-        <w:tc>
-          <w:tcPr>
-            <w:tcW w:w="2336" w:type="dxa"/>
-            <w:vAlign w:val="center"/>
-          </w:tcPr>
-          <w:p>
-            <w:pPr>
-              <w:spacing w:line="240" w:lineRule="auto"/>
-              <w:ind w:firstLine="0"/>
-              <w:rPr>
-                <w:rFonts w:cs="Times New Roman"/>
-                <w:sz w:val="24"/>
-                <w:szCs w:val="22"/>
-              </w:rPr>
-            </w:pPr>
-            <w:r>
-              <w:rPr>
-                <w:rFonts w:cs="Times New Roman"/>
-                <w:sz w:val="24"/>
-                <w:szCs w:val="22"/>
-              </w:rPr>
-              <w:t xml:space="preserve">не </w:t>
-            </w:r>
-            <w:proofErr w:type="spellStart"/>
-            <w:r>
-              <w:rPr>
-                <w:rFonts w:cs="Times New Roman"/>
-                <w:sz w:val="24"/>
-                <w:szCs w:val="22"/>
-              </w:rPr>
-              <w:t>аварийно</w:t>
-            </w:r>
-            <w:proofErr w:type="spellEnd"/>
-            <w:r>
-              <w:rPr>
-                <w:rFonts w:cs="Times New Roman"/>
-                <w:sz w:val="24"/>
-                <w:szCs w:val="22"/>
-              </w:rPr>
-              <w:t xml:space="preserve"> завершаться, пропуск</w:t>
-            </w:r>
-          </w:p>
-        </w:tc>
-        <w:tc>
-          <w:tcPr>
-            <w:tcW w:w="2336" w:type="dxa"/>
-            <w:vAlign w:val="center"/>
-          </w:tcPr>
-          <w:p>
-            <w:pPr>
-              <w:spacing w:line="240" w:lineRule="auto"/>
-              <w:ind w:firstLine="0"/>
-              <w:rPr>
-                <w:rFonts w:cs="Times New Roman"/>
-                <w:sz w:val="24"/>
-                <w:szCs w:val="22"/>
-              </w:rPr>
-            </w:pPr>
-            <w:r>
-              <w:rPr>
-                <w:rFonts w:cs="Times New Roman"/>
-                <w:sz w:val="24"/>
-                <w:szCs w:val="22"/>
-              </w:rPr>
-              <w:t>Кадр пропущен, лог, попытка переподключения</w:t>
-            </w:r>
-          </w:p>
-        </w:tc>
-        <w:tc>
-          <w:tcPr>
-            <w:tcW w:w="2337" w:type="dxa"/>
-            <w:vAlign w:val="center"/>
-          </w:tcPr>
-          <w:p>
-            <w:pPr>
-              <w:spacing w:line="240" w:lineRule="auto"/>
-              <w:ind w:firstLine="0"/>
-              <w:rPr>
-                <w:rFonts w:cs="Times New Roman"/>
-                <w:sz w:val="24"/>
-                <w:szCs w:val="22"/>
-              </w:rPr>
-            </w:pPr>
-            <w:r>
-              <w:rPr>
-                <w:rFonts w:ascii="Segoe UI Emoji" w:hAnsi="Segoe UI Emoji" w:cs="Segoe UI Emoji"/>
-                <w:sz w:val="24"/>
-                <w:szCs w:val="22"/>
-              </w:rPr>
-              <w:t>✔️</w:t>
-            </w:r>
-            <w:r>
-              <w:rPr>
-                <w:rFonts w:cs="Times New Roman"/>
-                <w:sz w:val="24"/>
-                <w:szCs w:val="22"/>
-              </w:rPr>
-              <w:t xml:space="preserve"> выполнено</w:t>
-            </w:r>
-          </w:p>
-        </w:tc>
-      </w:tr>
-      <w:tr>
-        <w:tc>
-          <w:tcPr>
-            <w:tcW w:w="2336" w:type="dxa"/>
-            <w:vAlign w:val="center"/>
-          </w:tcPr>
-          <w:p>
-            <w:pPr>
-              <w:spacing w:line="240" w:lineRule="auto"/>
-              <w:ind w:firstLine="0"/>
-              <w:rPr>
-                <w:rFonts w:cs="Times New Roman"/>
-                <w:sz w:val="24"/>
-                <w:szCs w:val="22"/>
-              </w:rPr>
-            </w:pPr>
-            <w:r>
-              <w:rPr>
-                <w:rFonts w:cs="Times New Roman"/>
-                <w:sz w:val="24"/>
-                <w:szCs w:val="22"/>
-              </w:rPr>
-              <w:t>Отсутствие записей за выбранный период</w:t>
-            </w:r>
-          </w:p>
-        </w:tc>
-        <w:tc>
-          <w:tcPr>
-            <w:tcW w:w="2336" w:type="dxa"/>
-            <w:vAlign w:val="center"/>
-          </w:tcPr>
-          <w:p>
-            <w:pPr>
-              <w:spacing w:line="240" w:lineRule="auto"/>
-              <w:ind w:firstLine="0"/>
-              <w:rPr>
-                <w:rFonts w:cs="Times New Roman"/>
-                <w:sz w:val="24"/>
-                <w:szCs w:val="22"/>
-              </w:rPr>
-            </w:pPr>
-            <w:r>
-              <w:rPr>
-                <w:rFonts w:cs="Times New Roman"/>
-                <w:sz w:val="24"/>
-                <w:szCs w:val="22"/>
-              </w:rPr>
-              <w:t>сообщение пользователю</w:t>
-            </w:r>
-          </w:p>
-        </w:tc>
-        <w:tc>
-          <w:tcPr>
-            <w:tcW w:w="2336" w:type="dxa"/>
-            <w:vAlign w:val="center"/>
-          </w:tcPr>
-          <w:p>
-            <w:pPr>
-              <w:spacing w:line="240" w:lineRule="auto"/>
-              <w:ind w:firstLine="0"/>
-              <w:rPr>
-                <w:rFonts w:cs="Times New Roman"/>
-                <w:sz w:val="24"/>
-                <w:szCs w:val="22"/>
-              </w:rPr>
-            </w:pPr>
-            <w:r>
-              <w:rPr>
-                <w:rFonts w:cs="Times New Roman"/>
-                <w:sz w:val="24"/>
-                <w:szCs w:val="22"/>
-              </w:rPr>
-              <w:t>Всплывающее окно «Нет данных за указанный период»</w:t>
-            </w:r>
-          </w:p>
-        </w:tc>
-        <w:tc>
-          <w:tcPr>
-            <w:tcW w:w="2337" w:type="dxa"/>
-            <w:vAlign w:val="center"/>
-          </w:tcPr>
-          <w:p>
-            <w:pPr>
-              <w:spacing w:line="240" w:lineRule="auto"/>
-              <w:ind w:firstLine="0"/>
-              <w:rPr>
-                <w:rFonts w:cs="Times New Roman"/>
-                <w:sz w:val="24"/>
-                <w:szCs w:val="22"/>
-              </w:rPr>
-            </w:pPr>
-            <w:r>
-              <w:rPr>
-                <w:rFonts w:ascii="Segoe UI Emoji" w:hAnsi="Segoe UI Emoji" w:cs="Segoe UI Emoji"/>
-                <w:sz w:val="24"/>
-                <w:szCs w:val="22"/>
-              </w:rPr>
-              <w:t>✔️</w:t>
-            </w:r>
-            <w:r>
-              <w:rPr>
-                <w:rFonts w:cs="Times New Roman"/>
-                <w:sz w:val="24"/>
-                <w:szCs w:val="22"/>
-              </w:rPr>
-              <w:t xml:space="preserve"> выполнено</w:t>
+                <w:rFonts w:eastAsia="Calibri" w:cs="Times New Roman"/>
+                <w:color w:val="000000"/>
+                <w:szCs w:val="28"/>
+              </w:rPr>
+              <w:t>1188</w:t>
             </w:r>
           </w:p>
         </w:tc>
@@ -3596,6 +2139,7 @@
   <w:style w:type="character" w:default="1" w:styleId="a0">
     <w:name w:val="Default Paragraph Font"/>
     <w:uiPriority w:val="1"/>
+    <w:semiHidden/>
     <w:unhideWhenUsed/>
   </w:style>
   <w:style w:type="table" w:default="1" w:styleId="a1">
@@ -4086,6 +2630,32 @@
       <w:sz w:val="20"/>
       <w:szCs w:val="20"/>
     </w:rPr>
+  </w:style>
+  <w:style w:type="table" w:customStyle="1" w:styleId="11">
+    <w:name w:val="Сетка таблицы1"/>
+    <w:basedOn w:val="a1"/>
+    <w:next w:val="af3"/>
+    <w:uiPriority w:val="39"/>
+    <w:rsid w:val="008121D1"/>
+    <w:pPr>
+      <w:spacing w:after="0" w:line="240" w:lineRule="auto"/>
+    </w:pPr>
+    <w:rPr>
+      <w:kern w:val="0"/>
+      <w:sz w:val="22"/>
+      <w:szCs w:val="22"/>
+      <w14:ligatures w14:val="none"/>
+    </w:rPr>
+    <w:tblPr>
+      <w:tblBorders>
+        <w:top w:val="single" w:sz="4" w:space="0" w:color="auto"/>
+        <w:left w:val="single" w:sz="4" w:space="0" w:color="auto"/>
+        <w:bottom w:val="single" w:sz="4" w:space="0" w:color="auto"/>
+        <w:right w:val="single" w:sz="4" w:space="0" w:color="auto"/>
+        <w:insideH w:val="single" w:sz="4" w:space="0" w:color="auto"/>
+        <w:insideV w:val="single" w:sz="4" w:space="0" w:color="auto"/>
+      </w:tblBorders>
+    </w:tblPr>
   </w:style>
 </w:styles>
 </file>
